--- a/az/discovery-articles/6.2 Telefon.docx
+++ b/az/discovery-articles/6.2 Telefon.docx
@@ -4,533 +4,351 @@
   <w:body>
     <w:p>
       <w:pPr>
-        <w:keepNext/>
-        <w:spacing w:before="280" w:after="120"/>
+        <w:pStyle w:val="Title"/>
+        <w:widowControl/>
       </w:pPr>
       <w:r>
-        <w:rPr>
-          <w:rFonts w:ascii="Calibri" w:hAnsi="Calibri" w:eastAsia="Calibri"/>
-          <w:b/>
-          <w:i w:val="0"/>
-          <w:color w:val="004E8C"/>
-          <w:sz w:val="44"/>
-        </w:rPr>
         <w:t>6.2 Telefon</w:t>
       </w:r>
     </w:p>
     <w:p>
       <w:pPr>
-        <w:spacing w:after="80"/>
+        <w:keepNext/>
+        <w:widowControl/>
       </w:pPr>
       <w:r>
         <w:rPr>
-          <w:rFonts w:ascii="Calibri" w:hAnsi="Calibri" w:eastAsia="Calibri"/>
-          <w:b w:val="0"/>
-          <w:i/>
-          <w:color w:val="505050"/>
-          <w:sz w:val="22"/>
+          <w:sz w:val="20"/>
         </w:rPr>
-        <w:t>6. Rəqəmsal texnologiyalar, kosmos və rabitə</w:t>
-      </w:r>
-    </w:p>
-    <w:p>
-      <w:pPr>
-        <w:spacing w:after="200"/>
-      </w:pPr>
-      <w:r>
-        <w:rPr>
-          <w:rFonts w:ascii="Calibri" w:hAnsi="Calibri" w:eastAsia="Calibri"/>
-          <w:b w:val="0"/>
-          <w:i/>
-          <w:sz w:val="22"/>
-        </w:rPr>
-        <w:t>Dövr: 1876-cı il (Bellin patenti); 1890–1920-ci illərdə geniş yayılması | Əsas simalar: Aleksandr Qrehem Bell; Elayşa Qrey; Antonio Meuççi</w:t>
-      </w:r>
-    </w:p>
-    <w:p>
-      <w:pPr>
-        <w:spacing w:after="160" w:line="276" w:lineRule="auto"/>
-      </w:pPr>
-      <w:r>
-        <w:rPr>
-          <w:rFonts w:ascii="Calibri" w:hAnsi="Calibri" w:eastAsia="Calibri"/>
-          <w:b w:val="0"/>
-          <w:i w:val="0"/>
-          <w:sz w:val="22"/>
-        </w:rPr>
-        <w:t>Telefon danışıq səsini elektrik siqnalına çevirir, xəttin o biri ucunda isə yenidən səsə çevirir. Bunun sayəsində uzaq məsafədə canlı danışıq praktik rabitə xidmətinə çevrildi.</w:t>
+        <w:t>6 Rəqəmsal texnologiyalar kosmos və rabitə</w:t>
       </w:r>
     </w:p>
     <w:p>
       <w:pPr>
         <w:keepNext/>
-        <w:spacing w:before="240" w:after="120"/>
+        <w:widowControl/>
       </w:pPr>
       <w:r>
         <w:rPr>
-          <w:rFonts w:ascii="Calibri" w:hAnsi="Calibri" w:eastAsia="Calibri"/>
-          <w:b/>
-          <w:i w:val="0"/>
-          <w:color w:val="004E8C"/>
-          <w:sz w:val="28"/>
+          <w:sz w:val="20"/>
         </w:rPr>
-        <w:t>Əsas faktlar</w:t>
+        <w:t>Dövr: 1876 (Bellin patenti); 1890–1920-ci illərdə geniş yayılması | Əsas şəxslər: Aleksandr Qreyam Bell; Elayşa Qrey; Antonio Meuççi</w:t>
+      </w:r>
+    </w:p>
+    <w:p>
+      <w:pPr>
+        <w:widowControl/>
+      </w:pPr>
+      <w:r>
+        <w:t>Telefon danışığı elektrik siqnalına, xəttin o biri ucunda isə yenidən səsə çevirir. O, uzaq məsafədən canlı söhbəti praktik xidmətə çevirdi.</w:t>
+      </w:r>
+    </w:p>
+    <w:p>
+      <w:pPr>
+        <w:pStyle w:val="Heading1"/>
+        <w:widowControl/>
+      </w:pPr>
+      <w:r>
+        <w:t>Əsas məlumatlar</w:t>
       </w:r>
     </w:p>
     <w:p>
       <w:pPr>
         <w:pStyle w:val="ListBullet"/>
+        <w:widowControl/>
       </w:pPr>
       <w:r>
-        <w:rPr>
-          <w:rFonts w:ascii="Calibri" w:hAnsi="Calibri" w:eastAsia="Calibri"/>
-          <w:b w:val="0"/>
-          <w:i w:val="0"/>
-          <w:sz w:val="22"/>
-        </w:rPr>
-        <w:t>Aleksandr Qrehem Bell 1876-cı ildə ABŞ patenti aldı</w:t>
+        <w:t>Aleksandr Qreyam Bell 1876-cı ildə ABŞ patenti aldı.</w:t>
       </w:r>
     </w:p>
     <w:p>
       <w:pPr>
         <w:pStyle w:val="ListBullet"/>
+        <w:widowControl/>
       </w:pPr>
       <w:r>
-        <w:rPr>
-          <w:rFonts w:ascii="Calibri" w:hAnsi="Calibri" w:eastAsia="Calibri"/>
-          <w:b w:val="0"/>
-          <w:i w:val="0"/>
-          <w:sz w:val="22"/>
-        </w:rPr>
-        <w:t>Elayşa Qrey həmin gün oxşar qurğu üzrə ilkin patent bildirişi təqdim etdi; Antonio Meuççi isə daha əvvəl bu sahədə çalışmışdı</w:t>
+        <w:t>Elayşa Qrey eyni gün oxşar ixtira barədə ilkin patent bildirişi verdi; Antonio Meuççinin daha əvvəlki işləri də vardı.</w:t>
       </w:r>
     </w:p>
     <w:p>
       <w:pPr>
         <w:pStyle w:val="ListBullet"/>
+        <w:widowControl/>
       </w:pPr>
       <w:r>
-        <w:rPr>
-          <w:rFonts w:ascii="Calibri" w:hAnsi="Calibri" w:eastAsia="Calibri"/>
-          <w:b w:val="0"/>
-          <w:i w:val="0"/>
-          <w:sz w:val="22"/>
-        </w:rPr>
-        <w:t>İlk sistemlərdə abonentləri telefonçu operatorlar əl ilə birləşdirirdilər</w:t>
+        <w:t>İlk sistemlərdə qoşulmanı kommutator operatorları edirdi.</w:t>
       </w:r>
     </w:p>
     <w:p>
       <w:pPr>
         <w:pStyle w:val="ListBullet"/>
+        <w:widowControl/>
       </w:pPr>
       <w:r>
-        <w:rPr>
-          <w:rFonts w:ascii="Calibri" w:hAnsi="Calibri" w:eastAsia="Calibri"/>
-          <w:b w:val="0"/>
-          <w:i w:val="0"/>
-          <w:sz w:val="22"/>
-        </w:rPr>
-        <w:t>Avtomatik stansiyalar, daha sonra isə rəqəmsal şəbəkələr sistemi geniş miqyasda yaydı</w:t>
+        <w:t>Avtomatik stansiyalar və sonralar rəqəmsal şəbəkələr bu imkanı genişləndirdi.</w:t>
       </w:r>
     </w:p>
     <w:p>
       <w:pPr>
         <w:pStyle w:val="ListBullet"/>
+        <w:widowControl/>
       </w:pPr>
       <w:r>
-        <w:rPr>
-          <w:rFonts w:ascii="Calibri" w:hAnsi="Calibri" w:eastAsia="Calibri"/>
-          <w:b w:val="0"/>
-          <w:i w:val="0"/>
-          <w:sz w:val="22"/>
-        </w:rPr>
-        <w:t>Telefon insan səsini naqillərlə uzağa ötürülə bilən siqnala çevirdi</w:t>
+        <w:t>Telefon insan səsini naqillərlə ötürülə bilən məlumata çevirdi.</w:t>
       </w:r>
     </w:p>
     <w:p>
       <w:pPr>
-        <w:keepNext/>
-        <w:spacing w:before="240" w:after="120"/>
+        <w:pStyle w:val="Heading1"/>
+        <w:widowControl/>
       </w:pPr>
       <w:r>
-        <w:rPr>
-          <w:rFonts w:ascii="Calibri" w:hAnsi="Calibri" w:eastAsia="Calibri"/>
-          <w:b/>
-          <w:i w:val="0"/>
-          <w:color w:val="004E8C"/>
-          <w:sz w:val="28"/>
-        </w:rPr>
         <w:t>Bu nədir</w:t>
       </w:r>
     </w:p>
     <w:p>
       <w:pPr>
-        <w:spacing w:after="160" w:line="276" w:lineRule="auto"/>
+        <w:widowControl/>
       </w:pPr>
       <w:r>
-        <w:rPr>
-          <w:rFonts w:ascii="Calibri" w:hAnsi="Calibri" w:eastAsia="Calibri"/>
-          <w:b w:val="0"/>
-          <w:i w:val="0"/>
-          <w:sz w:val="22"/>
-        </w:rPr>
-        <w:t>Telefon danışıq zamanı yaranan səs titrəyişlərini dəyişən elektrik siqnalına çevirir. Xəttin o biri ucundakı qəbuledici həmin siqnalı yenidən səsə çevirir. Siqnal səsin formasını izləyir; bu, köhnə qrammofon valındakı cığırın musiqi dalğasının formasını izləməsinə bənzəyir. Teleqrafdan fərqli olaraq, dinləyicinin nöqtə və tireləri deşifrə etməsinə ehtiyac qalmır.</w:t>
+        <w:t>Telefon danışığın titrəyişlərini dəyişən elektrik siqnalına çevirir. Digər ucdakı qəbuledici həmin siqnalı yenidən səs edir. Siqnal səsin formasını izləyir, necə ki, köhnə qrammofon valındakı cığır musiqinin formasını izləyir. Teleqrafdan fərqli olaraq, dinləyicinin nöqtə və tireləri açmasına ehtiyac yoxdur.</w:t>
       </w:r>
     </w:p>
     <w:p>
       <w:pPr>
-        <w:keepNext/>
-        <w:spacing w:before="240" w:after="120"/>
+        <w:pStyle w:val="Heading1"/>
+        <w:widowControl/>
       </w:pPr>
       <w:r>
-        <w:rPr>
-          <w:rFonts w:ascii="Calibri" w:hAnsi="Calibri" w:eastAsia="Calibri"/>
-          <w:b/>
-          <w:i w:val="0"/>
-          <w:color w:val="004E8C"/>
-          <w:sz w:val="28"/>
-        </w:rPr>
-        <w:t>Onu kim kəşf və ya ixtira edib</w:t>
+        <w:t>Kim kəşf edib və ya yaradıb</w:t>
       </w:r>
     </w:p>
     <w:p>
       <w:pPr>
-        <w:spacing w:after="160" w:line="276" w:lineRule="auto"/>
+        <w:widowControl/>
       </w:pPr>
       <w:r>
-        <w:rPr>
-          <w:rFonts w:ascii="Calibri" w:hAnsi="Calibri" w:eastAsia="Calibri"/>
-          <w:b w:val="0"/>
-          <w:i w:val="0"/>
-          <w:sz w:val="22"/>
-        </w:rPr>
-        <w:t>Aleksandr Qrehem Bell 1876-cı ildə ABŞ-da telefon üçün mühüm patent aldı və uğurlu sistem qurdu. Elayşa Qrey həmin gün oxşar layihə üzrə ilkin bildiriş təqdim etdi; bu, ixtirada birincilik barədə uzun mübahisəyə səbəb oldu. Antonio Meuççi daha əvvəl səslə rabitə üzərində çalışmışdı, lakin ABŞ-da qüvvədə qalan patent ala bilmədi. Telefon bir neçə təcrübənin, patentin və kommersiya qərarının nəticəsində yarandı.</w:t>
+        <w:t>Aleksandr Qreyam Bell 1876-cı ildə telefonla bağlı əsas ABŞ patentlərindən birini aldı və uğurlu sistem qurdu. Elayşa Qrey eyni gün yaxın layihə barədə bildiriş verdi; bu, kimin əvvəl olduğu barədə uzun mübahisəyə səbəb oldu. Antonio Meuççi səs rabitəsi üzərində daha əvvəl çalışmışdı, lakin davamlı ABŞ patenti əldə etməmişdi. Telefon bir neçə təcrübə, patent və biznes qərarından inkişaf etdi.</w:t>
       </w:r>
     </w:p>
     <w:p>
       <w:pPr>
-        <w:keepNext/>
-        <w:spacing w:before="240" w:after="120"/>
+        <w:pStyle w:val="Heading1"/>
+        <w:widowControl/>
       </w:pPr>
       <w:r>
-        <w:rPr>
-          <w:rFonts w:ascii="Calibri" w:hAnsi="Calibri" w:eastAsia="Calibri"/>
-          <w:b/>
-          <w:i w:val="0"/>
-          <w:color w:val="004E8C"/>
-          <w:sz w:val="28"/>
-        </w:rPr>
-        <w:t>Nə vaxt və necə meydana gəlib</w:t>
+        <w:t>Nə vaxt və necə yaranıb</w:t>
       </w:r>
     </w:p>
     <w:p>
       <w:pPr>
-        <w:spacing w:after="160" w:line="276" w:lineRule="auto"/>
+        <w:widowControl/>
       </w:pPr>
       <w:r>
-        <w:rPr>
-          <w:rFonts w:ascii="Calibri" w:hAnsi="Calibri" w:eastAsia="Calibri"/>
-          <w:b w:val="0"/>
-          <w:i w:val="0"/>
-          <w:sz w:val="22"/>
-        </w:rPr>
-        <w:t>İctimai nümayişlər və ilk telefon stansiyaları 1870-ci illərin sonlarında meydana çıxdı. Stansiyada operatorlar ştekerləri kommutator lövhəsindəki yuvalara taxaraq abonentləri bir-birinə qoşurdular. Evlər və müəssisələr bir-birinə yaxın olduğuna görə xidmət əvvəlcə şəhərlərdə yayıldı. Şirkətlər daha uzun xətlər çəkdikcə kənd yerlərində telefon rabitəsi daha yavaş genişləndi.</w:t>
+        <w:t>İctimai nümayişlər və ilk telefon stansiyaları 1870-ci illərin sonunda yarandı. Stansiyada operatorlar fişləri kommutator lövhəsinə taxaraq zəng edənləri birləşdirirdilər. Ev və müəssisələr yaxın olduğundan xidmət əvvəl şəhərlərdə yayıldı. Şirkətlər uzun xətlər çəkdikcə kəndlərə daha yavaş çatdı.</w:t>
       </w:r>
     </w:p>
     <w:p>
       <w:pPr>
-        <w:keepNext/>
-        <w:spacing w:before="240" w:after="120"/>
+        <w:pStyle w:val="Heading1"/>
+        <w:widowControl/>
       </w:pPr>
       <w:r>
-        <w:rPr>
-          <w:rFonts w:ascii="Calibri" w:hAnsi="Calibri" w:eastAsia="Calibri"/>
-          <w:b/>
-          <w:i w:val="0"/>
-          <w:color w:val="004E8C"/>
-          <w:sz w:val="28"/>
-        </w:rPr>
-        <w:t>Elmi baxımdan əhəmiyyəti</w:t>
+        <w:t>Elm üçün əhəmiyyəti</w:t>
       </w:r>
     </w:p>
     <w:p>
       <w:pPr>
-        <w:spacing w:after="160" w:line="276" w:lineRule="auto"/>
+        <w:widowControl/>
       </w:pPr>
       <w:r>
-        <w:rPr>
-          <w:rFonts w:ascii="Calibri" w:hAnsi="Calibri" w:eastAsia="Calibri"/>
-          <w:b w:val="0"/>
-          <w:i w:val="0"/>
-          <w:sz w:val="22"/>
-        </w:rPr>
-        <w:t>Telefon danışığın fasiləsiz dəyişən analoq siqnalla ötürülə bildiyini göstərdi. O, akustikanı, elektrik texnikasını, sonralar isə rəqəmsal elektronikanı bir araya gətirdi. Mühəndislər xəttlərin kommutasiyasını, səs-küyü, uzaq məsafədə siqnal itkisini və etibarlı hesablaşmanı həll etməli oldular. Bu problemlərin həlli müasir rabitə mühəndisliyinin yaranmasına kömək etdi.</w:t>
+        <w:t>Telefon analoq siqnal adlanan fasiləsiz dəyişən siqnalın nitqi necə daşıdığını göstərdi. Akustikanı, elektriki və sonralar rəqəmsal elektronikanı birləşdirdi. Mühəndislər qoşulma, küy, uzaq məsafədə siqnal itkisi və ödənişlərin etibarlı hesablanması problemlərini həll etməli idilər. Bu vəzifələr müasir rabitə mühəndisliyinin yaranmasına kömək etdi.</w:t>
       </w:r>
     </w:p>
     <w:p>
       <w:pPr>
-        <w:keepNext/>
-        <w:spacing w:before="240" w:after="120"/>
+        <w:pStyle w:val="Heading1"/>
+        <w:widowControl/>
       </w:pPr>
       <w:r>
-        <w:rPr>
-          <w:rFonts w:ascii="Calibri" w:hAnsi="Calibri" w:eastAsia="Calibri"/>
-          <w:b/>
-          <w:i w:val="0"/>
-          <w:color w:val="004E8C"/>
-          <w:sz w:val="28"/>
-        </w:rPr>
-        <w:t>Sonrakı inkişaflara necə təsir göstərib</w:t>
+        <w:t>Sonrakı inkişafa təsiri</w:t>
       </w:r>
     </w:p>
     <w:p>
       <w:pPr>
-        <w:spacing w:after="160" w:line="276" w:lineRule="auto"/>
+        <w:widowControl/>
       </w:pPr>
       <w:r>
-        <w:rPr>
-          <w:rFonts w:ascii="Calibri" w:hAnsi="Calibri" w:eastAsia="Calibri"/>
-          <w:b w:val="0"/>
-          <w:i w:val="0"/>
-          <w:sz w:val="22"/>
-        </w:rPr>
-        <w:t>Avtomatik telefon stansiyaları operatorlara ehtiyacı azaltdı. Sualtı kabellər və peyklər danışığı okeanların o tayına daşıdı. Mobil şəbəkələr istifadəçini sabit naqildən azad etdi, internet telefoniya isə nitqi rəqəmsal məlumat paketlərinə çevirdi. Avadanlıq dəyişsə də, əsas xidmət — uzaqda olan insanla canlı danışıq — eyni qaldı.</w:t>
+        <w:t>Avtomatik stansiyalar operator ehtiyacını azaltdı. Sualtı kabellər və peyklər zəngləri okeanlardan keçirdi. Mobil şəbəkələr istifadəçiyə gedən sabit naqili aradan qaldırdı, internet zəngləri nitqi rəqəmsal məlumat paketlərinə çevirdi. Avadanlıq dəyişdi, amma əsas xidmət uzaqdan canlı söhbət olaraq qaldı.</w:t>
       </w:r>
     </w:p>
     <w:p>
       <w:pPr>
-        <w:keepNext/>
-        <w:spacing w:before="240" w:after="120"/>
+        <w:pStyle w:val="Heading1"/>
+        <w:widowControl/>
       </w:pPr>
       <w:r>
-        <w:rPr>
-          <w:rFonts w:ascii="Calibri" w:hAnsi="Calibri" w:eastAsia="Calibri"/>
-          <w:b/>
-          <w:i w:val="0"/>
-          <w:color w:val="004E8C"/>
-          <w:sz w:val="28"/>
-        </w:rPr>
         <w:t>İnsan həyatını necə dəyişib</w:t>
       </w:r>
     </w:p>
     <w:p>
       <w:pPr>
-        <w:spacing w:after="160" w:line="276" w:lineRule="auto"/>
+        <w:widowControl/>
       </w:pPr>
       <w:r>
-        <w:rPr>
-          <w:rFonts w:ascii="Calibri" w:hAnsi="Calibri" w:eastAsia="Calibri"/>
-          <w:b w:val="0"/>
-          <w:i w:val="0"/>
-          <w:sz w:val="22"/>
-        </w:rPr>
-        <w:t>Ailələr, həkimlər, xəbər redaksiyaları və müəssisələr səfər etmədən danışa bildilər. Təcili zənglə köməyi sürətlə çağırmaq mümkün oldu. Zəng çalan telefon gündəlik işləri bölən yeni amilə çevrildi və insanın daim əlaqədə olması gözləntisini yaratdı. Avtomatlaşdırma bu işlərin çoxunu aradan qaldıranadək telefon stansiyaları xüsusilə qadınlar üçün çoxsaylı iş yeri yaratmışdı.</w:t>
+        <w:t>Ailələr, həkimlər, redaksiyalar və müəssisələr səfər etmədən danışa bildilər. Təcili zənglər yardımı tez gətirə bilərdi. Telefon zəngi gündəlik işi bölən yeni müdaxilə və hər an əlaqə üçün hazır olmaq gözləntisi də yaratdı. Avtomatlaşdırma işin çoxunu aradan qaldırana qədər kommutatorlar xüsusilə qadınlar üçün çoxlu iş yeri açdı.</w:t>
       </w:r>
     </w:p>
     <w:p>
       <w:pPr>
-        <w:keepNext/>
-        <w:spacing w:before="240" w:after="120"/>
+        <w:pStyle w:val="Heading1"/>
+        <w:widowControl/>
       </w:pPr>
       <w:r>
-        <w:rPr>
-          <w:rFonts w:ascii="Calibri" w:hAnsi="Calibri" w:eastAsia="Calibri"/>
-          <w:b/>
-          <w:i w:val="0"/>
-          <w:color w:val="004E8C"/>
-          <w:sz w:val="28"/>
-        </w:rPr>
         <w:t>Mənbələr və istinadlar</w:t>
       </w:r>
     </w:p>
     <w:p>
       <w:pPr>
-        <w:keepNext/>
-        <w:spacing w:before="240" w:after="120"/>
+        <w:pStyle w:val="Heading2"/>
+        <w:widowControl/>
       </w:pPr>
       <w:r>
         <w:rPr>
-          <w:rFonts w:ascii="Calibri" w:hAnsi="Calibri" w:eastAsia="Calibri"/>
-          <w:b/>
-          <w:i w:val="0"/>
-          <w:color w:val="004E8C"/>
-          <w:sz w:val="24"/>
+          <w:sz w:val="20"/>
         </w:rPr>
-        <w:t>C. Təşkilatların materialları və ensiklopedik mənbələr</w:t>
+        <w:t>C Qurumların materialları və ensiklopedik mənbələr</w:t>
       </w:r>
     </w:p>
     <w:p>
       <w:pPr>
-        <w:spacing w:after="80"/>
-        <w:ind w:left="360"/>
+        <w:widowControl/>
       </w:pPr>
       <w:r>
         <w:rPr>
-          <w:rFonts w:ascii="Calibri" w:hAnsi="Calibri" w:eastAsia="Calibri"/>
-          <w:b w:val="0"/>
-          <w:i w:val="0"/>
-          <w:sz w:val="22"/>
+          <w:sz w:val="20"/>
         </w:rPr>
-        <w:t>1. Encyclopaedia Britannica. “Telephone” (“Telefon”).</w:t>
-      </w:r>
-      <w:r>
-        <w:rPr>
-          <w:rFonts w:ascii="Calibri" w:hAnsi="Calibri" w:eastAsia="Calibri"/>
-          <w:b w:val="0"/>
-          <w:i w:val="0"/>
-          <w:sz w:val="22"/>
-        </w:rPr>
-        <w:t xml:space="preserve"> </w:t>
+        <w:t xml:space="preserve">1. Encyclopaedia Britannica. 'Telephone.' </w:t>
       </w:r>
       <w:hyperlink r:id="rId9">
         <w:r>
           <w:rPr>
-            <w:rFonts w:ascii="Calibri" w:hAnsi="Calibri" w:eastAsia="Calibri"/>
-            <w:b w:val="0"/>
-            <w:i w:val="0"/>
-            <w:sz w:val="22"/>
-            <w:color w:val="0563C1"/>
-            <w:u w:val="single"/>
+            <w:sz w:val="20"/>
           </w:rPr>
           <w:t>https://www.britannica.com/technology/telephone</w:t>
         </w:r>
       </w:hyperlink>
+      <w:r>
+        <w:rPr>
+          <w:sz w:val="20"/>
+        </w:rPr>
+      </w:r>
     </w:p>
     <w:p>
       <w:pPr>
-        <w:spacing w:after="80"/>
-        <w:ind w:left="360"/>
+        <w:widowControl/>
       </w:pPr>
       <w:r>
         <w:rPr>
-          <w:rFonts w:ascii="Calibri" w:hAnsi="Calibri" w:eastAsia="Calibri"/>
-          <w:b w:val="0"/>
-          <w:i w:val="0"/>
-          <w:sz w:val="22"/>
+          <w:sz w:val="20"/>
         </w:rPr>
-        <w:t>2. Library of Congress. “Alexander Graham Bell Family Papers at the Library of Congress, 1862 to 1939” (“Konqres Kitabxanasında Aleksandr Qrehem Bell ailəsinin sənədləri, 1862–1939”).</w:t>
-      </w:r>
-      <w:r>
-        <w:rPr>
-          <w:rFonts w:ascii="Calibri" w:hAnsi="Calibri" w:eastAsia="Calibri"/>
-          <w:b w:val="0"/>
-          <w:i w:val="0"/>
-          <w:sz w:val="22"/>
-        </w:rPr>
-        <w:t xml:space="preserve"> </w:t>
+        <w:t xml:space="preserve">2. Library of Congress. 'Alexander Graham Bell Family Papers at the Library of Congress, 1862 to 1939.' </w:t>
       </w:r>
       <w:hyperlink r:id="rId10">
         <w:r>
           <w:rPr>
-            <w:rFonts w:ascii="Calibri" w:hAnsi="Calibri" w:eastAsia="Calibri"/>
-            <w:b w:val="0"/>
-            <w:i w:val="0"/>
-            <w:sz w:val="22"/>
-            <w:color w:val="0563C1"/>
-            <w:u w:val="single"/>
+            <w:sz w:val="20"/>
           </w:rPr>
           <w:t>https://www.loc.gov/collections/alexander-graham-bell-papers/about-this-collection/</w:t>
         </w:r>
       </w:hyperlink>
+      <w:r>
+        <w:rPr>
+          <w:sz w:val="20"/>
+        </w:rPr>
+      </w:r>
     </w:p>
     <w:p>
       <w:pPr>
-        <w:spacing w:after="80"/>
-        <w:ind w:left="360"/>
+        <w:widowControl/>
       </w:pPr>
       <w:r>
         <w:rPr>
-          <w:rFonts w:ascii="Calibri" w:hAnsi="Calibri" w:eastAsia="Calibri"/>
-          <w:b w:val="0"/>
-          <w:i w:val="0"/>
-          <w:sz w:val="22"/>
+          <w:sz w:val="20"/>
         </w:rPr>
-        <w:t>3. Smithsonian Institution. “The Telephone Turns 140” (“Telefonun 140 yaşı tamam olur”).</w:t>
-      </w:r>
-      <w:r>
-        <w:rPr>
-          <w:rFonts w:ascii="Calibri" w:hAnsi="Calibri" w:eastAsia="Calibri"/>
-          <w:b w:val="0"/>
-          <w:i w:val="0"/>
-          <w:sz w:val="22"/>
-        </w:rPr>
-        <w:t xml:space="preserve"> </w:t>
+        <w:t xml:space="preserve">3. Smithsonian Institution. 'The Telephone Turns 140.' </w:t>
       </w:r>
       <w:hyperlink r:id="rId11">
         <w:r>
           <w:rPr>
-            <w:rFonts w:ascii="Calibri" w:hAnsi="Calibri" w:eastAsia="Calibri"/>
-            <w:b w:val="0"/>
-            <w:i w:val="0"/>
-            <w:sz w:val="22"/>
-            <w:color w:val="0563C1"/>
-            <w:u w:val="single"/>
+            <w:sz w:val="20"/>
           </w:rPr>
           <w:t>https://www.si.edu/stories/telephone-turns-140</w:t>
         </w:r>
       </w:hyperlink>
-    </w:p>
-    <w:p>
-      <w:pPr>
-        <w:keepNext/>
-        <w:spacing w:before="240" w:after="120"/>
-      </w:pPr>
       <w:r>
         <w:rPr>
-          <w:rFonts w:ascii="Calibri" w:hAnsi="Calibri" w:eastAsia="Calibri"/>
-          <w:b/>
-          <w:i w:val="0"/>
-          <w:color w:val="004E8C"/>
-          <w:sz w:val="24"/>
+          <w:sz w:val="20"/>
         </w:rPr>
-        <w:t>H. Peşəkar cəmiyyətlər və standartlaşdırma qurumları</w:t>
       </w:r>
     </w:p>
     <w:p>
       <w:pPr>
-        <w:spacing w:after="80"/>
-        <w:ind w:left="360"/>
+        <w:pStyle w:val="Heading2"/>
+        <w:widowControl/>
       </w:pPr>
       <w:r>
         <w:rPr>
-          <w:rFonts w:ascii="Calibri" w:hAnsi="Calibri" w:eastAsia="Calibri"/>
-          <w:b w:val="0"/>
-          <w:i w:val="0"/>
-          <w:sz w:val="22"/>
+          <w:sz w:val="20"/>
         </w:rPr>
-        <w:t>1. Engineering and Technology History Wiki. “Telephone” (“Telefon”).</w:t>
+        <w:t>H Peşə birlikləri</w:t>
       </w:r>
+    </w:p>
+    <w:p>
+      <w:pPr>
+        <w:widowControl/>
+      </w:pPr>
       <w:r>
         <w:rPr>
-          <w:rFonts w:ascii="Calibri" w:hAnsi="Calibri" w:eastAsia="Calibri"/>
-          <w:b w:val="0"/>
-          <w:i w:val="0"/>
-          <w:sz w:val="22"/>
+          <w:sz w:val="20"/>
         </w:rPr>
-        <w:t xml:space="preserve"> </w:t>
+        <w:t xml:space="preserve">1. Engineering and Technology History Wiki. 'Telephone.' </w:t>
       </w:r>
       <w:hyperlink r:id="rId12">
         <w:r>
           <w:rPr>
-            <w:rFonts w:ascii="Calibri" w:hAnsi="Calibri" w:eastAsia="Calibri"/>
-            <w:b w:val="0"/>
-            <w:i w:val="0"/>
-            <w:sz w:val="22"/>
-            <w:color w:val="0563C1"/>
-            <w:u w:val="single"/>
+            <w:sz w:val="20"/>
           </w:rPr>
           <w:t>https://ethw.org/Telephone</w:t>
         </w:r>
       </w:hyperlink>
+      <w:r>
+        <w:rPr>
+          <w:sz w:val="20"/>
+        </w:rPr>
+      </w:r>
     </w:p>
     <w:sectPr>
-      <w:pgSz w:w="12240" w:h="15840"/>
-      <w:pgMar w:top="1296" w:right="1440" w:bottom="1296" w:left="1440" w:header="720" w:footer="720" w:gutter="0"/>
+      <w:footerReference w:type="default" r:id="rId13"/>
+      <w:pgSz w:w="11906" w:h="16838"/>
+      <w:pgMar w:top="1020" w:right="1134" w:bottom="1020" w:left="1134" w:header="720" w:footer="720" w:gutter="0"/>
       <w:cols w:space="720"/>
       <w:docGrid w:linePitch="360"/>
     </w:sectPr>
   </w:body>
 </w:document>
+</file>
+
+<file path=word/footer1.xml><?xml version="1.0" encoding="utf-8"?>
+<w:ftr xmlns:m="http://schemas.openxmlformats.org/officeDocument/2006/math" xmlns:mc="http://schemas.openxmlformats.org/markup-compatibility/2006" xmlns:mo="http://schemas.microsoft.com/office/mac/office/2008/main" xmlns:mv="urn:schemas-microsoft-com:mac:vml" xmlns:o="urn:schemas-microsoft-com:office:office" xmlns:r="http://schemas.openxmlformats.org/officeDocument/2006/relationships" xmlns:v="urn:schemas-microsoft-com:vml" xmlns:w10="urn:schemas-microsoft-com:office:word" xmlns:w14="http://schemas.microsoft.com/office/word/2010/wordml" xmlns:w="http://schemas.openxmlformats.org/wordprocessingml/2006/main" xmlns:wne="http://schemas.microsoft.com/office/word/2006/wordml" xmlns:wp14="http://schemas.microsoft.com/office/word/2010/wordprocessingDrawing" xmlns:wp="http://schemas.openxmlformats.org/drawingml/2006/wordprocessingDrawing" xmlns:wpc="http://schemas.microsoft.com/office/word/2010/wordprocessingCanvas" xmlns:wpg="http://schemas.microsoft.com/office/word/2010/wordprocessingGroup" xmlns:wpi="http://schemas.microsoft.com/office/word/2010/wordprocessingInk" xmlns:wps="http://schemas.microsoft.com/office/word/2010/wordprocessingShape" mc:Ignorable="w14 wp14">
+  <w:p>
+    <w:pPr>
+      <w:pStyle w:val="Footer"/>
+      <w:jc w:val="right"/>
+    </w:pPr>
+    <w:fldSimple w:instr="PAGE"/>
+  </w:p>
+</w:ftr>
 </file>
 
 <file path=word/numbering.xml><?xml version="1.0" encoding="utf-8"?>
@@ -741,7 +559,7 @@
   <w:docDefaults>
     <w:rPrDefault>
       <w:rPr>
-        <w:rFonts w:asciiTheme="minorHAnsi" w:eastAsiaTheme="minorEastAsia" w:hAnsiTheme="minorHAnsi" w:cstheme="minorBidi"/>
+        <w:rFonts/>
         <w:sz w:val="22"/>
         <w:szCs w:val="22"/>
         <w:lang w:val="en-US" w:eastAsia="en-US" w:bidi="ar-SA"/>
@@ -896,6 +714,15 @@
     <w:name w:val="Normal"/>
     <w:qFormat/>
     <w:rsid w:val="00FC693F"/>
+    <w:pPr>
+      <w:spacing w:after="120" w:line="259" w:lineRule="auto"/>
+    </w:pPr>
+    <w:rPr>
+      <w:rFonts w:ascii="Times New Roman" w:hAnsi="Times New Roman"/>
+      <w:color w:val="000000"/>
+      <w:sz w:val="24"/>
+      <w:lang w:val="az-Latn-AZ"/>
+    </w:rPr>
   </w:style>
   <w:style w:type="paragraph" w:styleId="Header">
     <w:name w:val="header"/>
@@ -952,16 +779,17 @@
     <w:pPr>
       <w:keepNext/>
       <w:keepLines/>
-      <w:spacing w:before="480" w:after="0"/>
+      <w:spacing w:before="480" w:after="120" w:line="259" w:lineRule="auto"/>
       <w:outlineLvl w:val="0"/>
     </w:pPr>
     <w:rPr>
-      <w:rFonts w:asciiTheme="majorHAnsi" w:eastAsiaTheme="majorEastAsia" w:hAnsiTheme="majorHAnsi" w:cstheme="majorBidi"/>
+      <w:rFonts w:ascii="Times New Roman" w:hAnsi="Times New Roman"/>
       <w:b/>
       <w:bCs/>
-      <w:color w:val="365F91" w:themeColor="accent1" w:themeShade="BF"/>
-      <w:sz w:val="28"/>
+      <w:color w:val="000000"/>
+      <w:sz w:val="26"/>
       <w:szCs w:val="28"/>
+      <w:lang w:val="az-Latn-AZ"/>
     </w:rPr>
   </w:style>
   <w:style w:type="paragraph" w:styleId="Heading2">
@@ -976,16 +804,17 @@
     <w:pPr>
       <w:keepNext/>
       <w:keepLines/>
-      <w:spacing w:before="200" w:after="0"/>
+      <w:spacing w:before="200" w:after="120" w:line="259" w:lineRule="auto"/>
       <w:outlineLvl w:val="1"/>
     </w:pPr>
     <w:rPr>
-      <w:rFonts w:asciiTheme="majorHAnsi" w:eastAsiaTheme="majorEastAsia" w:hAnsiTheme="majorHAnsi" w:cstheme="majorBidi"/>
+      <w:rFonts w:ascii="Times New Roman" w:hAnsi="Times New Roman"/>
       <w:b/>
       <w:bCs/>
-      <w:color w:val="4F81BD" w:themeColor="accent1"/>
+      <w:color w:val="000000"/>
       <w:sz w:val="26"/>
       <w:szCs w:val="26"/>
+      <w:lang w:val="az-Latn-AZ"/>
     </w:rPr>
   </w:style>
   <w:style w:type="paragraph" w:styleId="Heading3">
@@ -1004,7 +833,7 @@
       <w:outlineLvl w:val="2"/>
     </w:pPr>
     <w:rPr>
-      <w:rFonts w:asciiTheme="majorHAnsi" w:eastAsiaTheme="majorEastAsia" w:hAnsiTheme="majorHAnsi" w:cstheme="majorBidi"/>
+      <w:rFonts/>
       <w:b/>
       <w:bCs/>
       <w:color w:val="4F81BD" w:themeColor="accent1"/>
@@ -1027,7 +856,7 @@
       <w:outlineLvl w:val="3"/>
     </w:pPr>
     <w:rPr>
-      <w:rFonts w:asciiTheme="majorHAnsi" w:eastAsiaTheme="majorEastAsia" w:hAnsiTheme="majorHAnsi" w:cstheme="majorBidi"/>
+      <w:rFonts/>
       <w:b/>
       <w:bCs/>
       <w:i/>
@@ -1052,7 +881,7 @@
       <w:outlineLvl w:val="4"/>
     </w:pPr>
     <w:rPr>
-      <w:rFonts w:asciiTheme="majorHAnsi" w:eastAsiaTheme="majorEastAsia" w:hAnsiTheme="majorHAnsi" w:cstheme="majorBidi"/>
+      <w:rFonts/>
       <w:color w:val="243F60" w:themeColor="accent1" w:themeShade="7F"/>
     </w:rPr>
   </w:style>
@@ -1073,7 +902,7 @@
       <w:outlineLvl w:val="5"/>
     </w:pPr>
     <w:rPr>
-      <w:rFonts w:asciiTheme="majorHAnsi" w:eastAsiaTheme="majorEastAsia" w:hAnsiTheme="majorHAnsi" w:cstheme="majorBidi"/>
+      <w:rFonts/>
       <w:i/>
       <w:iCs/>
       <w:color w:val="243F60" w:themeColor="accent1" w:themeShade="7F"/>
@@ -1096,7 +925,7 @@
       <w:outlineLvl w:val="6"/>
     </w:pPr>
     <w:rPr>
-      <w:rFonts w:asciiTheme="majorHAnsi" w:eastAsiaTheme="majorEastAsia" w:hAnsiTheme="majorHAnsi" w:cstheme="majorBidi"/>
+      <w:rFonts/>
       <w:i/>
       <w:iCs/>
       <w:color w:val="404040" w:themeColor="text1" w:themeTint="BF"/>
@@ -1119,7 +948,7 @@
       <w:outlineLvl w:val="7"/>
     </w:pPr>
     <w:rPr>
-      <w:rFonts w:asciiTheme="majorHAnsi" w:eastAsiaTheme="majorEastAsia" w:hAnsiTheme="majorHAnsi" w:cstheme="majorBidi"/>
+      <w:rFonts/>
       <w:color w:val="4F81BD" w:themeColor="accent1"/>
       <w:sz w:val="20"/>
       <w:szCs w:val="20"/>
@@ -1142,7 +971,7 @@
       <w:outlineLvl w:val="8"/>
     </w:pPr>
     <w:rPr>
-      <w:rFonts w:asciiTheme="majorHAnsi" w:eastAsiaTheme="majorEastAsia" w:hAnsiTheme="majorHAnsi" w:cstheme="majorBidi"/>
+      <w:rFonts/>
       <w:i/>
       <w:iCs/>
       <w:color w:val="404040" w:themeColor="text1" w:themeTint="BF"/>
@@ -1193,7 +1022,7 @@
     <w:uiPriority w:val="9"/>
     <w:rsid w:val="00FC693F"/>
     <w:rPr>
-      <w:rFonts w:asciiTheme="majorHAnsi" w:eastAsiaTheme="majorEastAsia" w:hAnsiTheme="majorHAnsi" w:cstheme="majorBidi"/>
+      <w:rFonts/>
       <w:b/>
       <w:bCs/>
       <w:color w:val="365F91" w:themeColor="accent1" w:themeShade="BF"/>
@@ -1208,7 +1037,7 @@
     <w:uiPriority w:val="9"/>
     <w:rsid w:val="00FC693F"/>
     <w:rPr>
-      <w:rFonts w:asciiTheme="majorHAnsi" w:eastAsiaTheme="majorEastAsia" w:hAnsiTheme="majorHAnsi" w:cstheme="majorBidi"/>
+      <w:rFonts/>
       <w:b/>
       <w:bCs/>
       <w:color w:val="4F81BD" w:themeColor="accent1"/>
@@ -1223,7 +1052,7 @@
     <w:uiPriority w:val="9"/>
     <w:rsid w:val="00FC693F"/>
     <w:rPr>
-      <w:rFonts w:asciiTheme="majorHAnsi" w:eastAsiaTheme="majorEastAsia" w:hAnsiTheme="majorHAnsi" w:cstheme="majorBidi"/>
+      <w:rFonts/>
       <w:b/>
       <w:bCs/>
       <w:color w:val="4F81BD" w:themeColor="accent1"/>
@@ -1238,19 +1067,17 @@
     <w:qFormat/>
     <w:rsid w:val="00FC693F"/>
     <w:pPr>
-      <w:pBdr>
-        <w:bottom w:val="single" w:sz="8" w:space="4" w:color="4F81BD" w:themeColor="accent1"/>
-      </w:pBdr>
-      <w:spacing w:after="300" w:line="240" w:lineRule="auto"/>
+      <w:spacing w:after="120" w:line="259" w:lineRule="auto"/>
       <w:contextualSpacing/>
     </w:pPr>
     <w:rPr>
-      <w:rFonts w:asciiTheme="majorHAnsi" w:eastAsiaTheme="majorEastAsia" w:hAnsiTheme="majorHAnsi" w:cstheme="majorBidi"/>
-      <w:color w:val="17365D" w:themeColor="text2" w:themeShade="BF"/>
+      <w:rFonts w:ascii="Times New Roman" w:hAnsi="Times New Roman"/>
+      <w:color w:val="000000"/>
       <w:spacing w:val="5"/>
       <w:kern w:val="28"/>
-      <w:sz w:val="52"/>
+      <w:sz w:val="40"/>
       <w:szCs w:val="52"/>
+      <w:lang w:val="az-Latn-AZ"/>
     </w:rPr>
   </w:style>
   <w:style w:type="character" w:customStyle="1" w:styleId="TitleChar">
@@ -1260,7 +1087,7 @@
     <w:uiPriority w:val="10"/>
     <w:rsid w:val="00FC693F"/>
     <w:rPr>
-      <w:rFonts w:asciiTheme="majorHAnsi" w:eastAsiaTheme="majorEastAsia" w:hAnsiTheme="majorHAnsi" w:cstheme="majorBidi"/>
+      <w:rFonts/>
       <w:color w:val="17365D" w:themeColor="text2" w:themeShade="BF"/>
       <w:spacing w:val="5"/>
       <w:kern w:val="28"/>
@@ -1282,7 +1109,7 @@
       </w:numPr>
     </w:pPr>
     <w:rPr>
-      <w:rFonts w:asciiTheme="majorHAnsi" w:eastAsiaTheme="majorEastAsia" w:hAnsiTheme="majorHAnsi" w:cstheme="majorBidi"/>
+      <w:rFonts/>
       <w:i/>
       <w:iCs/>
       <w:color w:val="4F81BD" w:themeColor="accent1"/>
@@ -1298,7 +1125,7 @@
     <w:uiPriority w:val="11"/>
     <w:rsid w:val="00FC693F"/>
     <w:rPr>
-      <w:rFonts w:asciiTheme="majorHAnsi" w:eastAsiaTheme="majorEastAsia" w:hAnsiTheme="majorHAnsi" w:cstheme="majorBidi"/>
+      <w:rFonts/>
       <w:i/>
       <w:iCs/>
       <w:color w:val="4F81BD" w:themeColor="accent1"/>
@@ -1423,8 +1250,15 @@
       <w:numPr>
         <w:numId w:val="1"/>
       </w:numPr>
+      <w:spacing w:after="120" w:line="259" w:lineRule="auto"/>
       <w:contextualSpacing/>
     </w:pPr>
+    <w:rPr>
+      <w:rFonts w:ascii="Times New Roman" w:hAnsi="Times New Roman"/>
+      <w:color w:val="000000"/>
+      <w:sz w:val="24"/>
+      <w:lang w:val="az-Latn-AZ"/>
+    </w:rPr>
   </w:style>
   <w:style w:type="paragraph" w:styleId="ListBullet2">
     <w:name w:val="List Bullet 2"/>
@@ -1596,7 +1430,7 @@
     <w:semiHidden/>
     <w:rsid w:val="00FC693F"/>
     <w:rPr>
-      <w:rFonts w:asciiTheme="majorHAnsi" w:eastAsiaTheme="majorEastAsia" w:hAnsiTheme="majorHAnsi" w:cstheme="majorBidi"/>
+      <w:rFonts/>
       <w:b/>
       <w:bCs/>
       <w:i/>
@@ -1612,7 +1446,7 @@
     <w:semiHidden/>
     <w:rsid w:val="00FC693F"/>
     <w:rPr>
-      <w:rFonts w:asciiTheme="majorHAnsi" w:eastAsiaTheme="majorEastAsia" w:hAnsiTheme="majorHAnsi" w:cstheme="majorBidi"/>
+      <w:rFonts/>
       <w:color w:val="243F60" w:themeColor="accent1" w:themeShade="7F"/>
     </w:rPr>
   </w:style>
@@ -1624,7 +1458,7 @@
     <w:semiHidden/>
     <w:rsid w:val="00FC693F"/>
     <w:rPr>
-      <w:rFonts w:asciiTheme="majorHAnsi" w:eastAsiaTheme="majorEastAsia" w:hAnsiTheme="majorHAnsi" w:cstheme="majorBidi"/>
+      <w:rFonts/>
       <w:i/>
       <w:iCs/>
       <w:color w:val="243F60" w:themeColor="accent1" w:themeShade="7F"/>
@@ -1638,7 +1472,7 @@
     <w:semiHidden/>
     <w:rsid w:val="00FC693F"/>
     <w:rPr>
-      <w:rFonts w:asciiTheme="majorHAnsi" w:eastAsiaTheme="majorEastAsia" w:hAnsiTheme="majorHAnsi" w:cstheme="majorBidi"/>
+      <w:rFonts/>
       <w:i/>
       <w:iCs/>
       <w:color w:val="404040" w:themeColor="text1" w:themeTint="BF"/>
@@ -1652,7 +1486,7 @@
     <w:semiHidden/>
     <w:rsid w:val="00FC693F"/>
     <w:rPr>
-      <w:rFonts w:asciiTheme="majorHAnsi" w:eastAsiaTheme="majorEastAsia" w:hAnsiTheme="majorHAnsi" w:cstheme="majorBidi"/>
+      <w:rFonts/>
       <w:color w:val="4F81BD" w:themeColor="accent1"/>
       <w:sz w:val="20"/>
       <w:szCs w:val="20"/>
@@ -1666,7 +1500,7 @@
     <w:semiHidden/>
     <w:rsid w:val="00FC693F"/>
     <w:rPr>
-      <w:rFonts w:asciiTheme="majorHAnsi" w:eastAsiaTheme="majorEastAsia" w:hAnsiTheme="majorHAnsi" w:cstheme="majorBidi"/>
+      <w:rFonts/>
       <w:i/>
       <w:iCs/>
       <w:color w:val="404040" w:themeColor="text1" w:themeTint="BF"/>
@@ -1725,9 +1559,6 @@
     <w:qFormat/>
     <w:rsid w:val="00FC693F"/>
     <w:pPr>
-      <w:pBdr>
-        <w:bottom w:val="single" w:sz="4" w:space="4" w:color="4F81BD" w:themeColor="accent1"/>
-      </w:pBdr>
       <w:spacing w:before="200" w:after="280"/>
       <w:ind w:left="936" w:right="936"/>
     </w:pPr>
@@ -3255,7 +3086,7 @@
         <w:spacing w:before="0" w:after="0" w:line="240" w:lineRule="auto"/>
       </w:pPr>
       <w:rPr>
-        <w:rFonts w:asciiTheme="majorHAnsi" w:eastAsiaTheme="majorEastAsia" w:hAnsiTheme="majorHAnsi" w:cstheme="majorBidi"/>
+        <w:rFonts/>
         <w:b/>
         <w:bCs/>
       </w:rPr>
@@ -3276,7 +3107,7 @@
         <w:spacing w:before="0" w:after="0" w:line="240" w:lineRule="auto"/>
       </w:pPr>
       <w:rPr>
-        <w:rFonts w:asciiTheme="majorHAnsi" w:eastAsiaTheme="majorEastAsia" w:hAnsiTheme="majorHAnsi" w:cstheme="majorBidi"/>
+        <w:rFonts/>
         <w:b/>
         <w:bCs/>
       </w:rPr>
@@ -3294,14 +3125,14 @@
     </w:tblStylePr>
     <w:tblStylePr w:type="firstCol">
       <w:rPr>
-        <w:rFonts w:asciiTheme="majorHAnsi" w:eastAsiaTheme="majorEastAsia" w:hAnsiTheme="majorHAnsi" w:cstheme="majorBidi"/>
+        <w:rFonts/>
         <w:b/>
         <w:bCs/>
       </w:rPr>
     </w:tblStylePr>
     <w:tblStylePr w:type="lastCol">
       <w:rPr>
-        <w:rFonts w:asciiTheme="majorHAnsi" w:eastAsiaTheme="majorEastAsia" w:hAnsiTheme="majorHAnsi" w:cstheme="majorBidi"/>
+        <w:rFonts/>
         <w:b/>
         <w:bCs/>
       </w:rPr>
@@ -3385,7 +3216,7 @@
         <w:spacing w:before="0" w:after="0" w:line="240" w:lineRule="auto"/>
       </w:pPr>
       <w:rPr>
-        <w:rFonts w:asciiTheme="majorHAnsi" w:eastAsiaTheme="majorEastAsia" w:hAnsiTheme="majorHAnsi" w:cstheme="majorBidi"/>
+        <w:rFonts/>
         <w:b/>
         <w:bCs/>
       </w:rPr>
@@ -3406,7 +3237,7 @@
         <w:spacing w:before="0" w:after="0" w:line="240" w:lineRule="auto"/>
       </w:pPr>
       <w:rPr>
-        <w:rFonts w:asciiTheme="majorHAnsi" w:eastAsiaTheme="majorEastAsia" w:hAnsiTheme="majorHAnsi" w:cstheme="majorBidi"/>
+        <w:rFonts/>
         <w:b/>
         <w:bCs/>
       </w:rPr>
@@ -3424,14 +3255,14 @@
     </w:tblStylePr>
     <w:tblStylePr w:type="firstCol">
       <w:rPr>
-        <w:rFonts w:asciiTheme="majorHAnsi" w:eastAsiaTheme="majorEastAsia" w:hAnsiTheme="majorHAnsi" w:cstheme="majorBidi"/>
+        <w:rFonts/>
         <w:b/>
         <w:bCs/>
       </w:rPr>
     </w:tblStylePr>
     <w:tblStylePr w:type="lastCol">
       <w:rPr>
-        <w:rFonts w:asciiTheme="majorHAnsi" w:eastAsiaTheme="majorEastAsia" w:hAnsiTheme="majorHAnsi" w:cstheme="majorBidi"/>
+        <w:rFonts/>
         <w:b/>
         <w:bCs/>
       </w:rPr>
@@ -3515,7 +3346,7 @@
         <w:spacing w:before="0" w:after="0" w:line="240" w:lineRule="auto"/>
       </w:pPr>
       <w:rPr>
-        <w:rFonts w:asciiTheme="majorHAnsi" w:eastAsiaTheme="majorEastAsia" w:hAnsiTheme="majorHAnsi" w:cstheme="majorBidi"/>
+        <w:rFonts/>
         <w:b/>
         <w:bCs/>
       </w:rPr>
@@ -3536,7 +3367,7 @@
         <w:spacing w:before="0" w:after="0" w:line="240" w:lineRule="auto"/>
       </w:pPr>
       <w:rPr>
-        <w:rFonts w:asciiTheme="majorHAnsi" w:eastAsiaTheme="majorEastAsia" w:hAnsiTheme="majorHAnsi" w:cstheme="majorBidi"/>
+        <w:rFonts/>
         <w:b/>
         <w:bCs/>
       </w:rPr>
@@ -3554,14 +3385,14 @@
     </w:tblStylePr>
     <w:tblStylePr w:type="firstCol">
       <w:rPr>
-        <w:rFonts w:asciiTheme="majorHAnsi" w:eastAsiaTheme="majorEastAsia" w:hAnsiTheme="majorHAnsi" w:cstheme="majorBidi"/>
+        <w:rFonts/>
         <w:b/>
         <w:bCs/>
       </w:rPr>
     </w:tblStylePr>
     <w:tblStylePr w:type="lastCol">
       <w:rPr>
-        <w:rFonts w:asciiTheme="majorHAnsi" w:eastAsiaTheme="majorEastAsia" w:hAnsiTheme="majorHAnsi" w:cstheme="majorBidi"/>
+        <w:rFonts/>
         <w:b/>
         <w:bCs/>
       </w:rPr>
@@ -3645,7 +3476,7 @@
         <w:spacing w:before="0" w:after="0" w:line="240" w:lineRule="auto"/>
       </w:pPr>
       <w:rPr>
-        <w:rFonts w:asciiTheme="majorHAnsi" w:eastAsiaTheme="majorEastAsia" w:hAnsiTheme="majorHAnsi" w:cstheme="majorBidi"/>
+        <w:rFonts/>
         <w:b/>
         <w:bCs/>
       </w:rPr>
@@ -3666,7 +3497,7 @@
         <w:spacing w:before="0" w:after="0" w:line="240" w:lineRule="auto"/>
       </w:pPr>
       <w:rPr>
-        <w:rFonts w:asciiTheme="majorHAnsi" w:eastAsiaTheme="majorEastAsia" w:hAnsiTheme="majorHAnsi" w:cstheme="majorBidi"/>
+        <w:rFonts/>
         <w:b/>
         <w:bCs/>
       </w:rPr>
@@ -3684,14 +3515,14 @@
     </w:tblStylePr>
     <w:tblStylePr w:type="firstCol">
       <w:rPr>
-        <w:rFonts w:asciiTheme="majorHAnsi" w:eastAsiaTheme="majorEastAsia" w:hAnsiTheme="majorHAnsi" w:cstheme="majorBidi"/>
+        <w:rFonts/>
         <w:b/>
         <w:bCs/>
       </w:rPr>
     </w:tblStylePr>
     <w:tblStylePr w:type="lastCol">
       <w:rPr>
-        <w:rFonts w:asciiTheme="majorHAnsi" w:eastAsiaTheme="majorEastAsia" w:hAnsiTheme="majorHAnsi" w:cstheme="majorBidi"/>
+        <w:rFonts/>
         <w:b/>
         <w:bCs/>
       </w:rPr>
@@ -3775,7 +3606,7 @@
         <w:spacing w:before="0" w:after="0" w:line="240" w:lineRule="auto"/>
       </w:pPr>
       <w:rPr>
-        <w:rFonts w:asciiTheme="majorHAnsi" w:eastAsiaTheme="majorEastAsia" w:hAnsiTheme="majorHAnsi" w:cstheme="majorBidi"/>
+        <w:rFonts/>
         <w:b/>
         <w:bCs/>
       </w:rPr>
@@ -3796,7 +3627,7 @@
         <w:spacing w:before="0" w:after="0" w:line="240" w:lineRule="auto"/>
       </w:pPr>
       <w:rPr>
-        <w:rFonts w:asciiTheme="majorHAnsi" w:eastAsiaTheme="majorEastAsia" w:hAnsiTheme="majorHAnsi" w:cstheme="majorBidi"/>
+        <w:rFonts/>
         <w:b/>
         <w:bCs/>
       </w:rPr>
@@ -3814,14 +3645,14 @@
     </w:tblStylePr>
     <w:tblStylePr w:type="firstCol">
       <w:rPr>
-        <w:rFonts w:asciiTheme="majorHAnsi" w:eastAsiaTheme="majorEastAsia" w:hAnsiTheme="majorHAnsi" w:cstheme="majorBidi"/>
+        <w:rFonts/>
         <w:b/>
         <w:bCs/>
       </w:rPr>
     </w:tblStylePr>
     <w:tblStylePr w:type="lastCol">
       <w:rPr>
-        <w:rFonts w:asciiTheme="majorHAnsi" w:eastAsiaTheme="majorEastAsia" w:hAnsiTheme="majorHAnsi" w:cstheme="majorBidi"/>
+        <w:rFonts/>
         <w:b/>
         <w:bCs/>
       </w:rPr>
@@ -3905,7 +3736,7 @@
         <w:spacing w:before="0" w:after="0" w:line="240" w:lineRule="auto"/>
       </w:pPr>
       <w:rPr>
-        <w:rFonts w:asciiTheme="majorHAnsi" w:eastAsiaTheme="majorEastAsia" w:hAnsiTheme="majorHAnsi" w:cstheme="majorBidi"/>
+        <w:rFonts/>
         <w:b/>
         <w:bCs/>
       </w:rPr>
@@ -3926,7 +3757,7 @@
         <w:spacing w:before="0" w:after="0" w:line="240" w:lineRule="auto"/>
       </w:pPr>
       <w:rPr>
-        <w:rFonts w:asciiTheme="majorHAnsi" w:eastAsiaTheme="majorEastAsia" w:hAnsiTheme="majorHAnsi" w:cstheme="majorBidi"/>
+        <w:rFonts/>
         <w:b/>
         <w:bCs/>
       </w:rPr>
@@ -3944,14 +3775,14 @@
     </w:tblStylePr>
     <w:tblStylePr w:type="firstCol">
       <w:rPr>
-        <w:rFonts w:asciiTheme="majorHAnsi" w:eastAsiaTheme="majorEastAsia" w:hAnsiTheme="majorHAnsi" w:cstheme="majorBidi"/>
+        <w:rFonts/>
         <w:b/>
         <w:bCs/>
       </w:rPr>
     </w:tblStylePr>
     <w:tblStylePr w:type="lastCol">
       <w:rPr>
-        <w:rFonts w:asciiTheme="majorHAnsi" w:eastAsiaTheme="majorEastAsia" w:hAnsiTheme="majorHAnsi" w:cstheme="majorBidi"/>
+        <w:rFonts/>
         <w:b/>
         <w:bCs/>
       </w:rPr>
@@ -4035,7 +3866,7 @@
         <w:spacing w:before="0" w:after="0" w:line="240" w:lineRule="auto"/>
       </w:pPr>
       <w:rPr>
-        <w:rFonts w:asciiTheme="majorHAnsi" w:eastAsiaTheme="majorEastAsia" w:hAnsiTheme="majorHAnsi" w:cstheme="majorBidi"/>
+        <w:rFonts/>
         <w:b/>
         <w:bCs/>
       </w:rPr>
@@ -4056,7 +3887,7 @@
         <w:spacing w:before="0" w:after="0" w:line="240" w:lineRule="auto"/>
       </w:pPr>
       <w:rPr>
-        <w:rFonts w:asciiTheme="majorHAnsi" w:eastAsiaTheme="majorEastAsia" w:hAnsiTheme="majorHAnsi" w:cstheme="majorBidi"/>
+        <w:rFonts/>
         <w:b/>
         <w:bCs/>
       </w:rPr>
@@ -4074,14 +3905,14 @@
     </w:tblStylePr>
     <w:tblStylePr w:type="firstCol">
       <w:rPr>
-        <w:rFonts w:asciiTheme="majorHAnsi" w:eastAsiaTheme="majorEastAsia" w:hAnsiTheme="majorHAnsi" w:cstheme="majorBidi"/>
+        <w:rFonts/>
         <w:b/>
         <w:bCs/>
       </w:rPr>
     </w:tblStylePr>
     <w:tblStylePr w:type="lastCol">
       <w:rPr>
-        <w:rFonts w:asciiTheme="majorHAnsi" w:eastAsiaTheme="majorEastAsia" w:hAnsiTheme="majorHAnsi" w:cstheme="majorBidi"/>
+        <w:rFonts/>
         <w:b/>
         <w:bCs/>
       </w:rPr>
@@ -5946,7 +5777,7 @@
     </w:tblPr>
     <w:tblStylePr w:type="firstRow">
       <w:rPr>
-        <w:rFonts w:asciiTheme="majorHAnsi" w:eastAsiaTheme="majorEastAsia" w:hAnsiTheme="majorHAnsi" w:cstheme="majorBidi"/>
+        <w:rFonts/>
       </w:rPr>
       <w:tblPr/>
       <w:tcPr>
@@ -6030,7 +5861,7 @@
     </w:tblPr>
     <w:tblStylePr w:type="firstRow">
       <w:rPr>
-        <w:rFonts w:asciiTheme="majorHAnsi" w:eastAsiaTheme="majorEastAsia" w:hAnsiTheme="majorHAnsi" w:cstheme="majorBidi"/>
+        <w:rFonts/>
       </w:rPr>
       <w:tblPr/>
       <w:tcPr>
@@ -6114,7 +5945,7 @@
     </w:tblPr>
     <w:tblStylePr w:type="firstRow">
       <w:rPr>
-        <w:rFonts w:asciiTheme="majorHAnsi" w:eastAsiaTheme="majorEastAsia" w:hAnsiTheme="majorHAnsi" w:cstheme="majorBidi"/>
+        <w:rFonts/>
       </w:rPr>
       <w:tblPr/>
       <w:tcPr>
@@ -6198,7 +6029,7 @@
     </w:tblPr>
     <w:tblStylePr w:type="firstRow">
       <w:rPr>
-        <w:rFonts w:asciiTheme="majorHAnsi" w:eastAsiaTheme="majorEastAsia" w:hAnsiTheme="majorHAnsi" w:cstheme="majorBidi"/>
+        <w:rFonts/>
       </w:rPr>
       <w:tblPr/>
       <w:tcPr>
@@ -6282,7 +6113,7 @@
     </w:tblPr>
     <w:tblStylePr w:type="firstRow">
       <w:rPr>
-        <w:rFonts w:asciiTheme="majorHAnsi" w:eastAsiaTheme="majorEastAsia" w:hAnsiTheme="majorHAnsi" w:cstheme="majorBidi"/>
+        <w:rFonts/>
       </w:rPr>
       <w:tblPr/>
       <w:tcPr>
@@ -6366,7 +6197,7 @@
     </w:tblPr>
     <w:tblStylePr w:type="firstRow">
       <w:rPr>
-        <w:rFonts w:asciiTheme="majorHAnsi" w:eastAsiaTheme="majorEastAsia" w:hAnsiTheme="majorHAnsi" w:cstheme="majorBidi"/>
+        <w:rFonts/>
       </w:rPr>
       <w:tblPr/>
       <w:tcPr>
@@ -6450,7 +6281,7 @@
     </w:tblPr>
     <w:tblStylePr w:type="firstRow">
       <w:rPr>
-        <w:rFonts w:asciiTheme="majorHAnsi" w:eastAsiaTheme="majorEastAsia" w:hAnsiTheme="majorHAnsi" w:cstheme="majorBidi"/>
+        <w:rFonts/>
       </w:rPr>
       <w:tblPr/>
       <w:tcPr>
@@ -6515,7 +6346,7 @@
       <w:spacing w:after="0" w:line="240" w:lineRule="auto"/>
     </w:pPr>
     <w:rPr>
-      <w:rFonts w:asciiTheme="majorHAnsi" w:eastAsiaTheme="majorEastAsia" w:hAnsiTheme="majorHAnsi" w:cstheme="majorBidi"/>
+      <w:rFonts/>
       <w:color w:val="000000" w:themeColor="text1"/>
     </w:rPr>
     <w:tblPr>
@@ -6643,7 +6474,7 @@
       <w:spacing w:after="0" w:line="240" w:lineRule="auto"/>
     </w:pPr>
     <w:rPr>
-      <w:rFonts w:asciiTheme="majorHAnsi" w:eastAsiaTheme="majorEastAsia" w:hAnsiTheme="majorHAnsi" w:cstheme="majorBidi"/>
+      <w:rFonts/>
       <w:color w:val="000000" w:themeColor="text1"/>
     </w:rPr>
     <w:tblPr>
@@ -6771,7 +6602,7 @@
       <w:spacing w:after="0" w:line="240" w:lineRule="auto"/>
     </w:pPr>
     <w:rPr>
-      <w:rFonts w:asciiTheme="majorHAnsi" w:eastAsiaTheme="majorEastAsia" w:hAnsiTheme="majorHAnsi" w:cstheme="majorBidi"/>
+      <w:rFonts/>
       <w:color w:val="000000" w:themeColor="text1"/>
     </w:rPr>
     <w:tblPr>
@@ -6899,7 +6730,7 @@
       <w:spacing w:after="0" w:line="240" w:lineRule="auto"/>
     </w:pPr>
     <w:rPr>
-      <w:rFonts w:asciiTheme="majorHAnsi" w:eastAsiaTheme="majorEastAsia" w:hAnsiTheme="majorHAnsi" w:cstheme="majorBidi"/>
+      <w:rFonts/>
       <w:color w:val="000000" w:themeColor="text1"/>
     </w:rPr>
     <w:tblPr>
@@ -7027,7 +6858,7 @@
       <w:spacing w:after="0" w:line="240" w:lineRule="auto"/>
     </w:pPr>
     <w:rPr>
-      <w:rFonts w:asciiTheme="majorHAnsi" w:eastAsiaTheme="majorEastAsia" w:hAnsiTheme="majorHAnsi" w:cstheme="majorBidi"/>
+      <w:rFonts/>
       <w:color w:val="000000" w:themeColor="text1"/>
     </w:rPr>
     <w:tblPr>
@@ -7155,7 +6986,7 @@
       <w:spacing w:after="0" w:line="240" w:lineRule="auto"/>
     </w:pPr>
     <w:rPr>
-      <w:rFonts w:asciiTheme="majorHAnsi" w:eastAsiaTheme="majorEastAsia" w:hAnsiTheme="majorHAnsi" w:cstheme="majorBidi"/>
+      <w:rFonts/>
       <w:color w:val="000000" w:themeColor="text1"/>
     </w:rPr>
     <w:tblPr>
@@ -7283,7 +7114,7 @@
       <w:spacing w:after="0" w:line="240" w:lineRule="auto"/>
     </w:pPr>
     <w:rPr>
-      <w:rFonts w:asciiTheme="majorHAnsi" w:eastAsiaTheme="majorEastAsia" w:hAnsiTheme="majorHAnsi" w:cstheme="majorBidi"/>
+      <w:rFonts/>
       <w:color w:val="000000" w:themeColor="text1"/>
     </w:rPr>
     <w:tblPr>
@@ -7922,7 +7753,7 @@
       <w:spacing w:after="0" w:line="240" w:lineRule="auto"/>
     </w:pPr>
     <w:rPr>
-      <w:rFonts w:asciiTheme="majorHAnsi" w:eastAsiaTheme="majorEastAsia" w:hAnsiTheme="majorHAnsi" w:cstheme="majorBidi"/>
+      <w:rFonts/>
       <w:color w:val="000000" w:themeColor="text1"/>
     </w:rPr>
     <w:tblPr>
@@ -8047,7 +7878,7 @@
       <w:spacing w:after="0" w:line="240" w:lineRule="auto"/>
     </w:pPr>
     <w:rPr>
-      <w:rFonts w:asciiTheme="majorHAnsi" w:eastAsiaTheme="majorEastAsia" w:hAnsiTheme="majorHAnsi" w:cstheme="majorBidi"/>
+      <w:rFonts/>
       <w:color w:val="000000" w:themeColor="text1"/>
     </w:rPr>
     <w:tblPr>
@@ -8172,7 +8003,7 @@
       <w:spacing w:after="0" w:line="240" w:lineRule="auto"/>
     </w:pPr>
     <w:rPr>
-      <w:rFonts w:asciiTheme="majorHAnsi" w:eastAsiaTheme="majorEastAsia" w:hAnsiTheme="majorHAnsi" w:cstheme="majorBidi"/>
+      <w:rFonts/>
       <w:color w:val="000000" w:themeColor="text1"/>
     </w:rPr>
     <w:tblPr>
@@ -8297,7 +8128,7 @@
       <w:spacing w:after="0" w:line="240" w:lineRule="auto"/>
     </w:pPr>
     <w:rPr>
-      <w:rFonts w:asciiTheme="majorHAnsi" w:eastAsiaTheme="majorEastAsia" w:hAnsiTheme="majorHAnsi" w:cstheme="majorBidi"/>
+      <w:rFonts/>
       <w:color w:val="000000" w:themeColor="text1"/>
     </w:rPr>
     <w:tblPr>
@@ -8422,7 +8253,7 @@
       <w:spacing w:after="0" w:line="240" w:lineRule="auto"/>
     </w:pPr>
     <w:rPr>
-      <w:rFonts w:asciiTheme="majorHAnsi" w:eastAsiaTheme="majorEastAsia" w:hAnsiTheme="majorHAnsi" w:cstheme="majorBidi"/>
+      <w:rFonts/>
       <w:color w:val="000000" w:themeColor="text1"/>
     </w:rPr>
     <w:tblPr>
@@ -8547,7 +8378,7 @@
       <w:spacing w:after="0" w:line="240" w:lineRule="auto"/>
     </w:pPr>
     <w:rPr>
-      <w:rFonts w:asciiTheme="majorHAnsi" w:eastAsiaTheme="majorEastAsia" w:hAnsiTheme="majorHAnsi" w:cstheme="majorBidi"/>
+      <w:rFonts/>
       <w:color w:val="000000" w:themeColor="text1"/>
     </w:rPr>
     <w:tblPr>
@@ -8672,7 +8503,7 @@
       <w:spacing w:after="0" w:line="240" w:lineRule="auto"/>
     </w:pPr>
     <w:rPr>
-      <w:rFonts w:asciiTheme="majorHAnsi" w:eastAsiaTheme="majorEastAsia" w:hAnsiTheme="majorHAnsi" w:cstheme="majorBidi"/>
+      <w:rFonts/>
       <w:color w:val="000000" w:themeColor="text1"/>
     </w:rPr>
     <w:tblPr>

--- a/az/discovery-articles/6.2 Telefon.docx
+++ b/az/discovery-articles/6.2 Telefon.docx
@@ -120,7 +120,7 @@
         <w:widowControl/>
       </w:pPr>
       <w:r>
-        <w:t>Kim kəşf edib və ya yaradıb</w:t>
+        <w:t xml:space="preserve">Kim yaradıb</w:t>
       </w:r>
     </w:p>
     <w:p>
@@ -217,7 +217,7 @@
         <w:rPr>
           <w:sz w:val="20"/>
         </w:rPr>
-        <w:t>C Qurumların materialları və ensiklopedik mənbələr</w:t>
+        <w:t>Qurumların materialları və ensiklopedik mənbələr</w:t>
       </w:r>
     </w:p>
     <w:p>
@@ -301,7 +301,7 @@
         <w:rPr>
           <w:sz w:val="20"/>
         </w:rPr>
-        <w:t>H Peşə birlikləri</w:t>
+        <w:t>Peşə birlikləri</w:t>
       </w:r>
     </w:p>
     <w:p>
